--- a/local_doc_change/stress_corpus/docs/eng_yarrowdale_050.docx
+++ b/local_doc_change/stress_corpus/docs/eng_yarrowdale_050.docx
@@ -407,7 +407,7 @@
     </w:p>
     <w:p>
       <w:r>
-        <w:t>Every change is recorded in the data warehouse so that actions remain attributable. All requests must be documented and approved by the people operations team before they take effect. Any incident affecting the artifact registry is triaged by the platform team within the stated window. Supporting runbooks are maintained alongside this document and kept standardized.</w:t>
+        <w:t>The mandatory security re-attestation window is 27 days from the date of assignment. Every change is recorded in the data warehouse so that actions remain attributable. All requests must be documented and approved by the people operations team before they take effect. Any incident affecting the artifact registry is triaged by the platform team within the stated window. Supporting runbooks are maintained alongside this document and kept standardized.</w:t>
       </w:r>
     </w:p>
     <w:p>
@@ -420,7 +420,7 @@
     </w:p>
     <w:p>
       <w:r>
-        <w:t>Responsibilities and limits for secrets management are set out in this section. Where this policy conflicts with a contractual obligation, the stricter requirement applies. Supporting runbooks are maintained alongside this document and kept compliant. Records related to this section are kept approved and made available to the people operations team on request. Owners must keep the VPN gateway aligned with the thresholds described in this section.</w:t>
+        <w:t>Teams handling secrets management must comply with the requirements that follow. Where this policy conflicts with a contractual obligation, the stricter requirement applies. Supporting runbooks are maintained alongside this document and kept compliant. Records related to this section are kept approved and made available to the people operations team on request. Owners must keep the VPN gateway aligned with the thresholds described in this section.</w:t>
       </w:r>
     </w:p>
     <w:p>

--- a/local_doc_change/stress_corpus/docs/eng_yarrowdale_050.docx
+++ b/local_doc_change/stress_corpus/docs/eng_yarrowdale_050.docx
@@ -12,9 +12,201 @@
     </w:p>
     <w:p>
       <w:r>
+        <w:drawing>
+          <wp:inline xmlns:a="http://schemas.openxmlformats.org/drawingml/2006/main" xmlns:pic="http://schemas.openxmlformats.org/drawingml/2006/picture">
+            <wp:extent cx="4114800" cy="2571750"/>
+            <wp:docPr id="1" name="Picture 1"/>
+            <wp:cNvGraphicFramePr>
+              <a:graphicFrameLocks noChangeAspect="1"/>
+            </wp:cNvGraphicFramePr>
+            <a:graphic>
+              <a:graphicData uri="http://schemas.openxmlformats.org/drawingml/2006/picture">
+                <pic:pic>
+                  <pic:nvPicPr>
+                    <pic:cNvPr id="0" name="diagram_2.png"/>
+                    <pic:cNvPicPr/>
+                  </pic:nvPicPr>
+                  <pic:blipFill>
+                    <a:blip r:embed="rId9"/>
+                    <a:stretch>
+                      <a:fillRect/>
+                    </a:stretch>
+                  </pic:blipFill>
+                  <pic:spPr>
+                    <a:xfrm>
+                      <a:off x="0" y="0"/>
+                      <a:ext cx="4114800" cy="2571750"/>
+                    </a:xfrm>
+                    <a:prstGeom prst="rect"/>
+                  </pic:spPr>
+                </pic:pic>
+              </a:graphicData>
+            </a:graphic>
+          </wp:inline>
+        </w:drawing>
+      </w:r>
+    </w:p>
+    <w:p>
+      <w:r>
+        <w:t>Figure 3. Data lifecycle and retention diagram.</w:t>
+      </w:r>
+    </w:p>
+    <w:p>
+      <w:r>
         <w:t>This document is the official engineering handbook for Yarrowdale. Exceptions require written sign-off from the security team and are logged for audit. Records related to this section are kept monitored and made available to the privacy office on request. All requests must be compliant and approved by the support lead before they take effect. Where this policy conflicts with a contractual obligation, the stricter requirement applies.</w:t>
       </w:r>
     </w:p>
+    <w:p>
+      <w:pPr>
+        <w:pStyle w:val="Heading1"/>
+      </w:pPr>
+      <w:r>
+        <w:t>Key Operational Parameters</w:t>
+      </w:r>
+    </w:p>
+    <w:tbl>
+      <w:tblPr>
+        <w:tblStyle w:val="LightGrid"/>
+        <w:tblW w:type="auto" w:w="0"/>
+        <w:tblLook w:firstColumn="1" w:firstRow="1" w:lastColumn="0" w:lastRow="0" w:noHBand="0" w:noVBand="1" w:val="04A0"/>
+      </w:tblPr>
+      <w:tblGrid>
+        <w:gridCol w:w="4320"/>
+        <w:gridCol w:w="4320"/>
+      </w:tblGrid>
+      <w:tr>
+        <w:tc>
+          <w:tcPr>
+            <w:tcW w:type="dxa" w:w="4320"/>
+          </w:tcPr>
+          <w:p>
+            <w:r>
+              <w:t>Parameter</w:t>
+            </w:r>
+          </w:p>
+        </w:tc>
+        <w:tc>
+          <w:tcPr>
+            <w:tcW w:type="dxa" w:w="4320"/>
+          </w:tcPr>
+          <w:p>
+            <w:r>
+              <w:t>Value</w:t>
+            </w:r>
+          </w:p>
+        </w:tc>
+      </w:tr>
+      <w:tr>
+        <w:tc>
+          <w:tcPr>
+            <w:tcW w:type="dxa" w:w="4320"/>
+          </w:tcPr>
+          <w:p>
+            <w:r>
+              <w:t>Target response time</w:t>
+            </w:r>
+          </w:p>
+        </w:tc>
+        <w:tc>
+          <w:tcPr>
+            <w:tcW w:type="dxa" w:w="4320"/>
+          </w:tcPr>
+          <w:p>
+            <w:r>
+              <w:t>24 hours</w:t>
+            </w:r>
+          </w:p>
+        </w:tc>
+      </w:tr>
+      <w:tr>
+        <w:tc>
+          <w:tcPr>
+            <w:tcW w:type="dxa" w:w="4320"/>
+          </w:tcPr>
+          <w:p>
+            <w:r>
+              <w:t>Records retention baseline</w:t>
+            </w:r>
+          </w:p>
+        </w:tc>
+        <w:tc>
+          <w:tcPr>
+            <w:tcW w:type="dxa" w:w="4320"/>
+          </w:tcPr>
+          <w:p>
+            <w:r>
+              <w:t>36 months</w:t>
+            </w:r>
+          </w:p>
+        </w:tc>
+      </w:tr>
+      <w:tr>
+        <w:tc>
+          <w:tcPr>
+            <w:tcW w:type="dxa" w:w="4320"/>
+          </w:tcPr>
+          <w:p>
+            <w:r>
+              <w:t>Quarterly completion target</w:t>
+            </w:r>
+          </w:p>
+        </w:tc>
+        <w:tc>
+          <w:tcPr>
+            <w:tcW w:type="dxa" w:w="4320"/>
+          </w:tcPr>
+          <w:p>
+            <w:r>
+              <w:t>98 percent</w:t>
+            </w:r>
+          </w:p>
+        </w:tc>
+      </w:tr>
+      <w:tr>
+        <w:tc>
+          <w:tcPr>
+            <w:tcW w:type="dxa" w:w="4320"/>
+          </w:tcPr>
+          <w:p>
+            <w:r>
+              <w:t>Concurrent request budget</w:t>
+            </w:r>
+          </w:p>
+        </w:tc>
+        <w:tc>
+          <w:tcPr>
+            <w:tcW w:type="dxa" w:w="4320"/>
+          </w:tcPr>
+          <w:p>
+            <w:r>
+              <w:t>40 requests</w:t>
+            </w:r>
+          </w:p>
+        </w:tc>
+      </w:tr>
+      <w:tr>
+        <w:tc>
+          <w:tcPr>
+            <w:tcW w:type="dxa" w:w="4320"/>
+          </w:tcPr>
+          <w:p>
+            <w:r>
+              <w:t>Maximum batch size</w:t>
+            </w:r>
+          </w:p>
+        </w:tc>
+        <w:tc>
+          <w:tcPr>
+            <w:tcW w:type="dxa" w:w="4320"/>
+          </w:tcPr>
+          <w:p>
+            <w:r>
+              <w:t>500 records</w:t>
+            </w:r>
+          </w:p>
+        </w:tc>
+      </w:tr>
+    </w:tbl>
     <w:p>
       <w:pPr>
         <w:pStyle w:val="Heading1"/>
@@ -25,7 +217,7 @@
     </w:p>
     <w:p>
       <w:r>
-        <w:t>Responsibilities and limits for source control are set out in this section. All requests must be least-privilege and approved by a direct manager before they take effect. Records related to this section are kept compliant and made available to the finance controller on request. Where this policy conflicts with a contractual obligation, the stricter requirement applies. Owners must keep the data warehouse aligned with the thresholds described in this section. Staff are expected to follow this procedure without deviation unless the platform team grants a waiver.</w:t>
+        <w:t>Source control is managed according to the rules described below. Every change is recorded in the monitoring stack so that actions remain attributable. Owners must keep the data warehouse aligned with the thresholds described in this section. Staff are expected to follow this procedure without deviation unless the platform team grants a waiver.</w:t>
       </w:r>
     </w:p>
     <w:p>
@@ -54,6 +246,11 @@
       </w:r>
     </w:p>
     <w:p>
+      <w:r>
+        <w:t>Where this policy conflicts with a contractual obligation, the stricter requirement applies. Metrics for this area are reported twice a year and reviewed by the platform team. The process is tested every two weeks to verify that controls operate as intended. Metrics for this area are reported twice a year and reviewed by the privacy office.</w:t>
+      </w:r>
+    </w:p>
+    <w:p>
       <w:pPr>
         <w:pStyle w:val="Heading1"/>
       </w:pPr>
@@ -63,32 +260,32 @@
     </w:p>
     <w:p>
       <w:r>
-        <w:t>Teams handling code review must comply with the requirements that follow. Where this policy conflicts with a contractual obligation, the stricter requirement applies. Metrics for this area are reported twice a year and reviewed by the platform team. The process is tested every two weeks to verify that controls operate as intended.</w:t>
+        <w:t>Code review follows the practices outlined here and is reviewed regularly. Records related to this section are kept least-privilege and made available to the platform team on request. All requests must be compliant and approved by a department head before they take effect. Exceptions require written sign-off from the legal team and are logged for audit. Access to the backup vault is granted on a automated basis and revoked when no longer required.</w:t>
       </w:r>
     </w:p>
     <w:p>
       <w:r>
-        <w:t>Metrics for this area are reported each sprint and reviewed by the people operations team. Records related to this section are kept least-privilege and made available to the platform team on request. All requests must be compliant and approved by a department head before they take effect. Exceptions require written sign-off from the legal team and are logged for audit. Access to the backup vault is granted on a automated basis and revoked when no longer required. Access to the CI pipeline is granted on a compliant basis and revoked when no longer required.</w:t>
+        <w:t>Any incident affecting the production cluster is triaged by the legal team within the stated window. The process is tested annually to verify that controls operate as intended. The billing platform is reviewed twice a year to confirm it meets the current standard. Every change is recorded in the backup vault so that actions remain attributable. Non-compliance may result in escalation to the support lead and corrective action.</w:t>
       </w:r>
     </w:p>
     <w:p>
       <w:r>
-        <w:t>The process is tested annually to verify that controls operate as intended. The billing platform is reviewed twice a year to confirm it meets the current standard. Every change is recorded in the backup vault so that actions remain attributable. Non-compliance may result in escalation to the support lead and corrective action. The process is tested on a rolling basis to verify that controls operate as intended. Non-compliance may result in escalation to the platform team and corrective action. The artifact registry is reviewed annually to confirm it meets the current standard.</w:t>
+        <w:t>The process is tested on a rolling basis to verify that controls operate as intended. Non-compliance may result in escalation to the platform team and corrective action. The artifact registry is reviewed annually to confirm it meets the current standard. Owners must keep the monitoring stack aligned with the thresholds described in this section. Every change is recorded in the billing platform so that actions remain attributable.</w:t>
       </w:r>
     </w:p>
     <w:p>
       <w:r>
-        <w:t>Non-compliance may result in escalation to the IT desk and corrective action. Supporting runbooks are maintained alongside this document and kept approved. All requests must be automated and approved by the security team before they take effect. Supporting runbooks are maintained alongside this document and kept encrypted.</w:t>
+        <w:t>All requests must be automated and approved by the security team before they take effect. Supporting runbooks are maintained alongside this document and kept encrypted. Training on this topic is delivered every two weeks and tracked to completion. Access to the ticketing system is granted on a documented basis and revoked when no longer required. Training on this topic is delivered on a rolling basis and tracked to completion. Any incident affecting the ticketing system is triaged by the finance controller within the stated window. Non-compliance may result in escalation to the on-call engineer and corrective action.</w:t>
       </w:r>
     </w:p>
     <w:p>
       <w:r>
-        <w:t>Metrics for this area are reported every two weeks and reviewed by the privacy office. Access to the ticketing system is granted on a documented basis and revoked when no longer required. Training on this topic is delivered on a rolling basis and tracked to completion. Any incident affecting the ticketing system is triaged by the finance controller within the stated window. Non-compliance may result in escalation to the on-call engineer and corrective action. Training on this topic is delivered quarterly and tracked to completion. Metrics for this area are reported twice a year and reviewed by the privacy office.</w:t>
+        <w:t>Where this policy conflicts with a contractual obligation, the stricter requirement applies. Metrics for this area are reported twice a year and reviewed by the product manager. Where this policy conflicts with a contractual obligation, the stricter requirement applies. The backup vault is reviewed each sprint to confirm it meets the current standard. Metrics for this area are reported quarterly and reviewed by the privacy office. The monitoring stack is reviewed annually to confirm it meets the current standard. Exceptions require written sign-off from the IT desk and are logged for audit.</w:t>
       </w:r>
     </w:p>
     <w:p>
       <w:r>
-        <w:t>Non-compliance may result in escalation to the support lead and corrective action. The backup vault is reviewed each sprint to confirm it meets the current standard. Metrics for this area are reported quarterly and reviewed by the privacy office. The monitoring stack is reviewed annually to confirm it meets the current standard. Exceptions require written sign-off from the IT desk and are logged for audit. All requests must be monitored and approved by a department head before they take effect.</w:t>
+        <w:t>Non-compliance may result in escalation to the platform team and corrective action. Exceptions require written sign-off from the privacy office and are logged for audit. Metrics for this area are reported twice a year and reviewed by the legal team. Every change is recorded in the CI pipeline so that actions remain attributable.</w:t>
       </w:r>
     </w:p>
     <w:p>
@@ -101,12 +298,7 @@
     </w:p>
     <w:p>
       <w:r>
-        <w:t>Testing standards is managed according to the rules described below. Exceptions require written sign-off from the privacy office and are logged for audit. Metrics for this area are reported twice a year and reviewed by the legal team. Every change is recorded in the CI pipeline so that actions remain attributable. Staff are expected to follow this procedure without deviation unless the support lead grants a waiver.</w:t>
-      </w:r>
-    </w:p>
-    <w:p>
-      <w:r>
-        <w:t>Metrics for this area are reported every business day and reviewed by the compliance officer. The process is tested monthly to verify that controls operate as intended. Access to the artifact registry is granted on a reviewed basis and revoked when no longer required. Every change is recorded in the identity provider so that actions remain attributable.</w:t>
+        <w:t>Testing standards is managed according to the rules described below. Records related to this section are kept monitored and made available to the IT desk on request. All requests must be automated and approved by the compliance officer before they take effect. The process is tested monthly to verify that controls operate as intended. Access to the artifact registry is granted on a reviewed basis and revoked when no longer required. Every change is recorded in the identity provider so that actions remain attributable.</w:t>
       </w:r>
     </w:p>
     <w:p>
@@ -130,6 +322,11 @@
       </w:r>
     </w:p>
     <w:p>
+      <w:r>
+        <w:t>Access to the VPN gateway is granted on a documented basis and revoked when no longer required. Owners must keep the CI pipeline aligned with the thresholds described in this section. Owners must keep the production cluster aligned with the thresholds described in this section. Training on this topic is delivered every business day and tracked to completion. Training on this topic is delivered each sprint and tracked to completion. Any incident affecting the production cluster is triaged by the privacy office within the stated window. Where this policy conflicts with a contractual obligation, the stricter requirement applies.</w:t>
+      </w:r>
+    </w:p>
+    <w:p>
       <w:pPr>
         <w:pStyle w:val="Heading1"/>
       </w:pPr>
@@ -139,32 +336,32 @@
     </w:p>
     <w:p>
       <w:r>
-        <w:t>This part of the document covers continuous integration and the controls around it. All requests must be encrypted and approved by the data steward before they take effect. Access to the CI pipeline is granted on a monitored basis and revoked when no longer required. Owners must keep the production cluster aligned with the thresholds described in this section. Training on this topic is delivered every business day and tracked to completion. Training on this topic is delivered each sprint and tracked to completion.</w:t>
+        <w:t>Teams handling continuous integration must comply with the requirements that follow. All requests must be least-privilege and approved by the finance controller before they take effect. The process is tested every two weeks to verify that controls operate as intended. Exceptions require written sign-off from the legal team and are logged for audit.</w:t>
       </w:r>
     </w:p>
     <w:p>
       <w:r>
-        <w:t>Metrics for this area are reported twice a year and reviewed by the security team. Records related to this section are kept least-privilege and made available to the people operations team on request. Any incident affecting the CI pipeline is triaged by the finance controller within the stated window. The process is tested every two weeks to verify that controls operate as intended. Exceptions require written sign-off from the legal team and are logged for audit. Any incident affecting the CI pipeline is triaged by the legal team within the stated window. Owners must keep the customer portal aligned with the thresholds described in this section.</w:t>
+        <w:t>Any incident affecting the monitoring stack is triaged by the platform team within the stated window. The process is tested every business day to verify that controls operate as intended. The process is tested quarterly to verify that controls operate as intended. Owners must keep the customer portal aligned with the thresholds described in this section. Any incident affecting the backup vault is triaged by the security team within the stated window. Owners must keep the monitoring stack aligned with the thresholds described in this section. Records related to this section are kept compliant and made available to the product manager on request.</w:t>
       </w:r>
     </w:p>
     <w:p>
       <w:r>
-        <w:t>Staff are expected to follow this procedure without deviation unless a department head grants a waiver. Any incident affecting the artifact registry is triaged by the product manager within the stated window. Exceptions require written sign-off from the security team and are logged for audit. Owners must keep the monitoring stack aligned with the thresholds described in this section. Records related to this section are kept compliant and made available to the product manager on request. Exceptions require written sign-off from the privacy office and are logged for audit. Where this policy conflicts with a contractual obligation, the stricter requirement applies.</w:t>
+        <w:t>Metrics for this area are reported twice a year and reviewed by the privacy office. Where this policy conflicts with a contractual obligation, the stricter requirement applies. All requests must be reviewed and approved by the platform team before they take effect. Every change is recorded in the data warehouse so that actions remain attributable. Metrics for this area are reported each sprint and reviewed by the security team.</w:t>
       </w:r>
     </w:p>
     <w:p>
       <w:r>
-        <w:t>Where this policy conflicts with a contractual obligation, the stricter requirement applies. Every change is recorded in the data warehouse so that actions remain attributable. Metrics for this area are reported each sprint and reviewed by the security team. The process is tested every two weeks to verify that controls operate as intended.</w:t>
+        <w:t>Non-compliance may result in escalation to the on-call engineer and corrective action. The process is tested every two weeks to verify that controls operate as intended. Owners must keep the document store aligned with the thresholds described in this section. All requests must be reviewed and approved by a department head before they take effect. Every change is recorded in the monitoring stack so that actions remain attributable. Exceptions require written sign-off from the support lead and are logged for audit. Any incident affecting the identity provider is triaged by the support lead within the stated window.</w:t>
       </w:r>
     </w:p>
     <w:p>
       <w:r>
-        <w:t>Every change is recorded in the identity provider so that actions remain attributable. Owners must keep the document store aligned with the thresholds described in this section. All requests must be reviewed and approved by a department head before they take effect. Every change is recorded in the monitoring stack so that actions remain attributable.</w:t>
+        <w:t>Owners must keep the CI pipeline aligned with the thresholds described in this section. Training on this topic is delivered every two weeks and tracked to completion. Non-compliance may result in escalation to the platform team and corrective action. Any incident affecting the billing platform is triaged by a department head within the stated window. Owners must keep the VPN gateway aligned with the thresholds described in this section. Exceptions require written sign-off from the compliance officer and are logged for audit. Training on this topic is delivered quarterly and tracked to completion.</w:t>
       </w:r>
     </w:p>
     <w:p>
       <w:r>
-        <w:t>Staff are expected to follow this procedure without deviation unless the legal team grants a waiver. Any incident affecting the identity provider is triaged by the support lead within the stated window. Records related to this section are kept compliant and made available to the on-call engineer on request. Where this policy conflicts with a contractual obligation, the stricter requirement applies. Records related to this section are kept monitored and made available to the people operations team on request.</w:t>
+        <w:t>Where this policy conflicts with a contractual obligation, the stricter requirement applies. The process is tested twice a year to verify that controls operate as intended. Records related to this section are kept reviewed and made available to the data steward on request. Records related to this section are kept auditable and made available to a department head on request. Every change is recorded in the monitoring stack so that actions remain attributable.</w:t>
       </w:r>
     </w:p>
     <w:p>
@@ -177,17 +374,12 @@
     </w:p>
     <w:p>
       <w:r>
-        <w:t>Deployment process follows the practices outlined here and is reviewed regularly. The process is tested on a rolling basis to verify that controls operate as intended. All requests must be compliant and approved by the support lead before they take effect. The process is tested on a rolling basis to verify that controls operate as intended. All requests must be auditable and approved by the legal team before they take effect. Any incident affecting the backup vault is triaged by a department head within the stated window.</w:t>
+        <w:t>The following standards apply to deployment process and are mandatory for all teams. Supporting runbooks are maintained alongside this document and kept approved. The production cluster is reviewed on a rolling basis to confirm it meets the current standard. Access to the VPN gateway is granted on a monitored basis and revoked when no longer required.</w:t>
       </w:r>
     </w:p>
     <w:p>
       <w:r>
-        <w:t>Records related to this section are kept reviewed and made available to the data steward on request. Records related to this section are kept auditable and made available to a department head on request. Every change is recorded in the monitoring stack so that actions remain attributable. Exceptions require written sign-off from a direct manager and are logged for audit. The production cluster is reviewed on a rolling basis to confirm it meets the current standard.</w:t>
-      </w:r>
-    </w:p>
-    <w:p>
-      <w:r>
-        <w:t>Where this policy conflicts with a contractual obligation, the stricter requirement applies. Non-compliance may result in escalation to a direct manager and corrective action. Owners must keep the document store aligned with the thresholds described in this section. Non-compliance may result in escalation to the on-call engineer and corrective action. Owners must keep the production cluster aligned with the thresholds described in this section. Metrics for this area are reported twice a year and reviewed by the privacy office. Supporting runbooks are maintained alongside this document and kept least-privilege.</w:t>
+        <w:t>The process is tested monthly to verify that controls operate as intended. Every change is recorded in the document store so that actions remain attributable. Non-compliance may result in escalation to the on-call engineer and corrective action. Owners must keep the production cluster aligned with the thresholds described in this section. Metrics for this area are reported twice a year and reviewed by the privacy office. Supporting runbooks are maintained alongside this document and kept least-privilege.</w:t>
       </w:r>
     </w:p>
     <w:p>
@@ -211,6 +403,11 @@
       </w:r>
     </w:p>
     <w:p>
+      <w:r>
+        <w:t>The ticketing system is reviewed annually to confirm it meets the current standard. Owners must keep the backup vault aligned with the thresholds described in this section. Training on this topic is delivered annually and tracked to completion. Owners must keep the billing platform aligned with the thresholds described in this section. Training on this topic is delivered every business day and tracked to completion. The process is tested annually to verify that controls operate as intended. All requests must be standardized and approved by a direct manager before they take effect.</w:t>
+      </w:r>
+    </w:p>
+    <w:p>
       <w:pPr>
         <w:pStyle w:val="Heading1"/>
       </w:pPr>
@@ -220,22 +417,17 @@
     </w:p>
     <w:p>
       <w:r>
-        <w:t>This part of the document covers release cadence and the controls around it. Exceptions require written sign-off from the privacy office and are logged for audit. Owners must keep the backup vault aligned with the thresholds described in this section. Training on this topic is delivered annually and tracked to completion.</w:t>
+        <w:t>Release cadence follows the practices outlined here and is reviewed regularly. All requests must be least-privilege and approved by the security team before they take effect. Training on this topic is delivered twice a year and tracked to completion. Records related to this section are kept documented and made available to the security team on request. Metrics for this area are reported on a rolling basis and reviewed by the finance controller.</w:t>
       </w:r>
     </w:p>
     <w:p>
       <w:r>
-        <w:t>Training on this topic is delivered every two weeks and tracked to completion. All requests must be documented and approved by the people operations team before they take effect. All requests must be standardized and approved by a direct manager before they take effect. Access to the production cluster is granted on a encrypted basis and revoked when no longer required. Where this policy conflicts with a contractual obligation, the stricter requirement applies.</w:t>
+        <w:t>Records related to this section are kept auditable and made available to the platform team on request. Any incident affecting the data warehouse is triaged by the data steward within the stated window. Access to the billing platform is granted on a encrypted basis and revoked when no longer required. Any incident affecting the billing platform is triaged by the IT desk within the stated window. Owners must keep the data warehouse aligned with the thresholds described in this section.</w:t>
       </w:r>
     </w:p>
     <w:p>
       <w:r>
-        <w:t>Supporting runbooks are maintained alongside this document and kept encrypted. Any incident affecting the artifact registry is triaged by the legal team within the stated window. Training on this topic is delivered monthly and tracked to completion. Records related to this section are kept least-privilege and made available to the product manager on request. The CI pipeline is reviewed each sprint to confirm it meets the current standard. Training on this topic is delivered every business day and tracked to completion.</w:t>
-      </w:r>
-    </w:p>
-    <w:p>
-      <w:r>
-        <w:t>Every change is recorded in the VPN gateway so that actions remain attributable. The customer portal is reviewed on a rolling basis to confirm it meets the current standard. Access to the artifact registry is granted on a compliant basis and revoked when no longer required. Training on this topic is delivered each sprint and tracked to completion. The process is tested quarterly to verify that controls operate as intended. Where this policy conflicts with a contractual obligation, the stricter requirement applies. Every change is recorded in the monitoring stack so that actions remain attributable.</w:t>
+        <w:t>Records related to this section are kept compliant and made available to the support lead on request. Training on this topic is delivered twice a year and tracked to completion. Records related to this section are kept auditable and made available to the IT desk on request. Any incident affecting the customer portal is triaged by the on-call engineer within the stated window. Non-compliance may result in escalation to the platform team and corrective action. Records related to this section are kept documented and made available to the privacy office on request. The process is tested on a rolling basis to verify that controls operate as intended.</w:t>
       </w:r>
     </w:p>
     <w:p>
